--- a/docs/judge-qa/04-feature3-pricing.docx
+++ b/docs/judge-qa/04-feature3-pricing.docx
@@ -507,7 +507,56 @@
         <w:rPr>
           <w:rStyle w:val="StrongEmphasis"/>
         </w:rPr>
-        <w:t>The LLM appears exactly once in this feature</w:t>
+        <w:t>There is now no LLM in this feature at all.</w:t>
+      </w:r>
+      <w:r>
+        <w:rPr/>
+        <w:t xml:space="preserve"> An earlier version of this answer said the model appeared exactly once, in </w:t>
+      </w:r>
+      <w:r>
+        <w:rPr>
+          <w:rStyle w:val="SourceText"/>
+        </w:rPr>
+        <w:t>comps.normalize()</w:t>
+      </w:r>
+      <w:r>
+        <w:rPr/>
+        <w:t xml:space="preserve">, to tidy messy comparable titles. </w:t>
+      </w:r>
+      <w:r>
+        <w:rPr>
+          <w:rStyle w:val="StrongEmphasis"/>
+        </w:rPr>
+        <w:t>That function was deleted on 2026-09-03</w:t>
+      </w:r>
+      <w:r>
+        <w:rPr/>
+        <w:t xml:space="preserve"> — it was never called, and the reason given for removing it is the sharper version of our own rule: </w:t>
+      </w:r>
+      <w:r>
+        <w:rPr>
+          <w:rStyle w:val="Emphasis"/>
+        </w:rPr>
+        <w:t>"an LLM normalising listing titles would put a model in the one place F3 says no model goes."</w:t>
+      </w:r>
+    </w:p>
+    <w:p>
+      <w:pPr>
+        <w:pStyle w:val="TextBody"/>
+        <w:bidi w:val="0"/>
+        <w:spacing w:before="0" w:after="283"/>
+        <w:jc w:val="left"/>
+        <w:rPr/>
+      </w:pPr>
+      <w:r>
+        <w:rPr/>
+        <w:t xml:space="preserve">So the boundary in </w:t>
+      </w:r>
+      <w:r>
+        <w:rPr>
+          <w:rStyle w:val="SourceText"/>
+        </w:rPr>
+        <w:t>ai/README.md</w:t>
       </w:r>
       <w:r>
         <w:rPr/>
@@ -515,39 +564,56 @@
       </w:r>
       <w:r>
         <w:rPr>
-          <w:rStyle w:val="SourceText"/>
-        </w:rPr>
-        <w:t>ai/price/comps.py:20</w:t>
-      </w:r>
-      <w:r>
-        <w:rPr/>
-        <w:t xml:space="preserve"> — and </w:t>
-      </w:r>
-      <w:r>
-        <w:rPr>
-          <w:rStyle w:val="StrongEmphasis"/>
-        </w:rPr>
-        <w:t>it never produces a price.</w:t>
-      </w:r>
-      <w:r>
-        <w:rPr/>
-        <w:t xml:space="preserve"> It normalises messy comparable listing titles so that we compare like with like. That boundary is in </w:t>
-      </w:r>
-      <w:r>
-        <w:rPr>
-          <w:rStyle w:val="SourceText"/>
-        </w:rPr>
-        <w:t>ai/README.md</w:t>
-      </w:r>
-      <w:r>
-        <w:rPr/>
-        <w:t xml:space="preserve"> as a rule: </w:t>
-      </w:r>
-      <w:r>
-        <w:rPr>
-          <w:rStyle w:val="StrongEmphasis"/>
-        </w:rPr>
-        <w:t>no LLM touches a price.</w:t>
+          <w:rStyle w:val="StrongEmphasis"/>
+        </w:rPr>
+        <w:t>no LLM touches a price</w:t>
+      </w:r>
+      <w:r>
+        <w:rPr/>
+        <w:t xml:space="preserve"> — is now enforced by there being no model in the path, rather than by a convention someone has to remember.</w:t>
+      </w:r>
+    </w:p>
+    <w:p>
+      <w:pPr>
+        <w:pStyle w:val="TextBody"/>
+        <w:bidi w:val="0"/>
+        <w:spacing w:before="0" w:after="283"/>
+        <w:jc w:val="left"/>
+        <w:rPr/>
+      </w:pPr>
+      <w:r>
+        <w:rPr/>
+        <w:t xml:space="preserve">[warning] </w:t>
+      </w:r>
+      <w:r>
+        <w:rPr>
+          <w:rStyle w:val="StrongEmphasis"/>
+        </w:rPr>
+        <w:t>One stale docstring to fix before anyone reads the source in the room:</w:t>
+      </w:r>
+      <w:r>
+        <w:rPr/>
+        <w:t xml:space="preserve"> </w:t>
+      </w:r>
+      <w:r>
+        <w:rPr>
+          <w:rStyle w:val="SourceText"/>
+        </w:rPr>
+        <w:t>ai/price/comps.py</w:t>
+      </w:r>
+      <w:r>
+        <w:rPr/>
+        <w:t xml:space="preserve"> still opens with </w:t>
+      </w:r>
+      <w:r>
+        <w:rPr>
+          <w:rStyle w:val="Emphasis"/>
+        </w:rPr>
+        <w:t>"then uses an LLM to normalize messy listing titles."</w:t>
+      </w:r>
+      <w:r>
+        <w:rPr/>
+        <w:t xml:space="preserve"> The function is gone; the sentence is not. A judge who opens that file sees us describing something we deliberately removed.</w:t>
       </w:r>
     </w:p>
     <w:p>
@@ -652,11 +718,30 @@
         <w:rPr>
           <w:rStyle w:val="StrongEmphasis"/>
         </w:rPr>
-        <w:t>Answer.</w:t>
-      </w:r>
-      <w:r>
-        <w:rPr/>
-        <w:t xml:space="preserve"> Two things, and neither is a price predictor.</w:t>
+        <w:t>Answer. Almost none, deliberately — and that is the point.</w:t>
+      </w:r>
+    </w:p>
+    <w:p>
+      <w:pPr>
+        <w:pStyle w:val="TextBody"/>
+        <w:bidi w:val="0"/>
+        <w:spacing w:before="0" w:after="283"/>
+        <w:jc w:val="left"/>
+        <w:rPr/>
+      </w:pPr>
+      <w:r>
+        <w:rPr/>
+        <w:t xml:space="preserve">The intelligence sits </w:t>
+      </w:r>
+      <w:r>
+        <w:rPr>
+          <w:rStyle w:val="StrongEmphasis"/>
+        </w:rPr>
+        <w:t>upstream</w:t>
+      </w:r>
+      <w:r>
+        <w:rPr/>
+        <w:t xml:space="preserve"> of the price, not inside it:</w:t>
       </w:r>
     </w:p>
     <w:p>
@@ -680,21 +765,41 @@
         <w:rPr>
           <w:rStyle w:val="StrongEmphasis"/>
         </w:rPr>
-        <w:t>Comparable normalisation.</w:t>
-      </w:r>
-      <w:r>
-        <w:rPr/>
-        <w:t xml:space="preserve"> Real listing titles are </w:t>
+        <w:t>The voice interview</w:t>
+      </w:r>
+      <w:r>
+        <w:rPr/>
+        <w:t xml:space="preserve"> that extracts material, hours and cost from ordinary spoken sentences — including a dialect </w:t>
       </w:r>
       <w:r>
         <w:rPr>
           <w:rStyle w:val="Emphasis"/>
         </w:rPr>
-        <w:t>"Sambalpuri Cotton Handloom Saree with Blouse Piece Traditional Bandha Ikat"</w:t>
-      </w:r>
-      <w:r>
-        <w:rPr/>
-        <w:t xml:space="preserve"> — the model reduces that to a comparison class. That is language work, and it is the only place a model belongs in this feature. </w:t>
+        <w:t>"ee sutti ke saari ha"</w:t>
+      </w:r>
+      <w:r>
+        <w:rPr/>
+        <w:t xml:space="preserve"> that a naive prompt got confidently wrong (Q3.8). Getting </w:t>
+      </w:r>
+      <w:r>
+        <w:rPr>
+          <w:rStyle w:val="SourceText"/>
+        </w:rPr>
+        <w:t>labour_hours</w:t>
+      </w:r>
+      <w:r>
+        <w:rPr/>
+        <w:t xml:space="preserve"> out of </w:t>
+      </w:r>
+      <w:r>
+        <w:rPr>
+          <w:rStyle w:val="Emphasis"/>
+        </w:rPr>
+        <w:t>"do din laga"</w:t>
+      </w:r>
+      <w:r>
+        <w:rPr/>
+        <w:t xml:space="preserve"> is the hard part; multiplying it by a wage rate is not. </w:t>
       </w:r>
     </w:p>
     <w:p>
@@ -717,17 +822,56 @@
         <w:rPr>
           <w:rStyle w:val="StrongEmphasis"/>
         </w:rPr>
-        <w:t>Category mapping upstream</w:t>
-      </w:r>
-      <w:r>
-        <w:rPr/>
-        <w:t xml:space="preserve">, which is where the actual intelligence in this whole system lives — see Q5.2. The price is only as good as the category it is compared within. </w:t>
-      </w:r>
-    </w:p>
-    <w:p>
-      <w:pPr>
-        <w:pStyle w:val="TextBody"/>
-        <w:bidi w:val="0"/>
+        <w:t>Category mapping</w:t>
+      </w:r>
+      <w:r>
+        <w:rPr/>
+        <w:t xml:space="preserve">, which is where the real intelligence in this whole system lives — see Q5.2. </w:t>
+      </w:r>
+      <w:r>
+        <w:rPr>
+          <w:rStyle w:val="StrongEmphasis"/>
+        </w:rPr>
+        <w:t>The price is only as good as the category it is compared within.</w:t>
+      </w:r>
+      <w:r>
+        <w:rPr/>
+        <w:t xml:space="preserve"> </w:t>
+      </w:r>
+    </w:p>
+    <w:p>
+      <w:pPr>
+        <w:pStyle w:val="TextBody"/>
+        <w:bidi w:val="0"/>
+        <w:jc w:val="left"/>
+        <w:rPr/>
+      </w:pPr>
+      <w:r>
+        <w:rPr>
+          <w:rStyle w:val="StrongEmphasis"/>
+        </w:rPr>
+        <w:t>Inside the price calculation itself there is now no model whatsoever.</w:t>
+      </w:r>
+      <w:r>
+        <w:rPr/>
+        <w:t xml:space="preserve"> Say that plainly. On a government problem statement, </w:t>
+      </w:r>
+      <w:r>
+        <w:rPr>
+          <w:rStyle w:val="Emphasis"/>
+        </w:rPr>
+        <w:t>"the arithmetic is auditable and no model can move it"</w:t>
+      </w:r>
+      <w:r>
+        <w:rPr/>
+        <w:t xml:space="preserve"> is a feature, not an apology.</w:t>
+      </w:r>
+    </w:p>
+    <w:p>
+      <w:pPr>
+        <w:pStyle w:val="TextBody"/>
+        <w:bidi w:val="0"/>
+        <w:spacing w:before="0" w:after="283"/>
         <w:jc w:val="left"/>
         <w:rPr/>
       </w:pPr>
